--- a/data/outputs/v2/Grade11/Biology/Quizzes/SS1.3_Taxonomy_II/Biology_G11_SS1.3_Taxonomy_II_L5_AnswerKey.docx
+++ b/data/outputs/v2/Grade11/Biology/Quizzes/SS1.3_Taxonomy_II/Biology_G11_SS1.3_Taxonomy_II_L5_AnswerKey.docx
@@ -1405,7 +1405,7 @@
         </w:rPr>
         <w:t xml:space="preserve">© 2026 SeaVuria and ARES. Aligned with KICD objectives. Developed by SeaVuria; technical implementation by ARES (with AI assistance from Claude). Licensed under </w:t>
       </w:r>
-      <w:hyperlink w:history="1" r:id="rIdhpir6uojffesmp9n25ulv">
+      <w:hyperlink w:history="1" r:id="rIdekgrjbl15uhtyxfnnrisv">
         <w:r>
           <w:rPr>
             <w:rFonts w:ascii="Arial" w:cs="Arial" w:eastAsia="Arial" w:hAnsi="Arial"/>
@@ -1426,7 +1426,7 @@
         </w:rPr>
         <w:t xml:space="preserve"> (</w:t>
       </w:r>
-      <w:hyperlink w:history="1" r:id="rIdvkftwci81jptt-xeszcnl">
+      <w:hyperlink w:history="1" r:id="rIdj62souk--_ar2eq-hcv7a">
         <w:r>
           <w:rPr>
             <w:rFonts w:ascii="Arial" w:cs="Arial" w:eastAsia="Arial" w:hAnsi="Arial"/>

--- a/data/outputs/v2/Grade11/Biology/Quizzes/SS1.3_Taxonomy_II/Biology_G11_SS1.3_Taxonomy_II_L5_AnswerKey.docx
+++ b/data/outputs/v2/Grade11/Biology/Quizzes/SS1.3_Taxonomy_II/Biology_G11_SS1.3_Taxonomy_II_L5_AnswerKey.docx
@@ -1405,7 +1405,7 @@
         </w:rPr>
         <w:t xml:space="preserve">© 2026 SeaVuria and ARES. Aligned with KICD objectives. Developed by SeaVuria; technical implementation by ARES (with AI assistance from Claude). Licensed under </w:t>
       </w:r>
-      <w:hyperlink w:history="1" r:id="rIdekgrjbl15uhtyxfnnrisv">
+      <w:hyperlink w:history="1" r:id="rId65f3jzbfgujhb2kh8dftf">
         <w:r>
           <w:rPr>
             <w:rFonts w:ascii="Arial" w:cs="Arial" w:eastAsia="Arial" w:hAnsi="Arial"/>
@@ -1426,7 +1426,7 @@
         </w:rPr>
         <w:t xml:space="preserve"> (</w:t>
       </w:r>
-      <w:hyperlink w:history="1" r:id="rIdj62souk--_ar2eq-hcv7a">
+      <w:hyperlink w:history="1" r:id="rIdvsb5dxb0aqzuonim28okd">
         <w:r>
           <w:rPr>
             <w:rFonts w:ascii="Arial" w:cs="Arial" w:eastAsia="Arial" w:hAnsi="Arial"/>
